--- a/exports/vendor_stack_v1.0.docx
+++ b/exports/vendor_stack_v1.0.docx
@@ -2,7 +2,7 @@
 <file path=word/document.xml><?xml version="1.0" encoding="utf-8"?>
 <w:document xmlns:w="http://schemas.openxmlformats.org/wordprocessingml/2006/main" xmlns:m="http://schemas.openxmlformats.org/officeDocument/2006/math" xmlns:r="http://schemas.openxmlformats.org/officeDocument/2006/relationships" xmlns:o="urn:schemas-microsoft-com:office:office" xmlns:v="urn:schemas-microsoft-com:vml" xmlns:w10="urn:schemas-microsoft-com:office:word" xmlns:a="http://schemas.openxmlformats.org/drawingml/2006/main" xmlns:pic="http://schemas.openxmlformats.org/drawingml/2006/picture" xmlns:wp="http://schemas.openxmlformats.org/drawingml/2006/wordprocessingDrawing">
   <w:body>
-    <w:bookmarkStart w:id="41" w:name="Xc2d4b1872227839a4879ca90fb3df34596e6b10"/>
+    <w:bookmarkStart w:id="51" w:name="Xc2d4b1872227839a4879ca90fb3df34596e6b10"/>
     <w:p>
       <w:pPr>
         <w:pStyle w:val="Heading1"/>
@@ -390,7 +390,7 @@
       </w:r>
     </w:p>
     <w:bookmarkEnd w:id="21"/>
-    <w:bookmarkStart w:id="31" w:name="core-vendor-registry"/>
+    <w:bookmarkStart w:id="41" w:name="core-vendor-registry"/>
     <w:p>
       <w:pPr>
         <w:pStyle w:val="Heading2"/>
@@ -681,31 +681,31 @@
               <w:jc w:val="left"/>
             </w:pPr>
             <w:r>
-              <w:t xml:space="preserve">Palo Alto Networks</w:t>
-            </w:r>
-          </w:p>
-        </w:tc>
-        <w:tc>
-          <w:tcPr/>
-          <w:p>
-            <w:pPr>
-              <w:pStyle w:val="Compact"/>
-              <w:jc w:val="left"/>
-            </w:pPr>
-            <w:r>
-              <w:t xml:space="preserve">Next-Generation Firewall (NGFW)</w:t>
-            </w:r>
-          </w:p>
-        </w:tc>
-        <w:tc>
-          <w:tcPr/>
-          <w:p>
-            <w:pPr>
-              <w:pStyle w:val="Compact"/>
-              <w:jc w:val="left"/>
-            </w:pPr>
-            <w:r>
-              <w:t xml:space="preserve">Overlay (O) - Security Inspection</w:t>
+              <w:t xml:space="preserve">Microsoft</w:t>
+            </w:r>
+          </w:p>
+        </w:tc>
+        <w:tc>
+          <w:tcPr/>
+          <w:p>
+            <w:pPr>
+              <w:pStyle w:val="Compact"/>
+              <w:jc w:val="left"/>
+            </w:pPr>
+            <w:r>
+              <w:t xml:space="preserve">Intune Endpoint Management</w:t>
+            </w:r>
+          </w:p>
+        </w:tc>
+        <w:tc>
+          <w:tcPr/>
+          <w:p>
+            <w:pPr>
+              <w:pStyle w:val="Compact"/>
+              <w:jc w:val="left"/>
+            </w:pPr>
+            <w:r>
+              <w:t xml:space="preserve">Identity (U) - Device Compliance</w:t>
             </w:r>
           </w:p>
         </w:tc>
@@ -743,6 +743,192 @@
               <w:jc w:val="left"/>
             </w:pPr>
             <w:r>
+              <w:t xml:space="preserve">Microsoft</w:t>
+            </w:r>
+          </w:p>
+        </w:tc>
+        <w:tc>
+          <w:tcPr/>
+          <w:p>
+            <w:pPr>
+              <w:pStyle w:val="Compact"/>
+              <w:jc w:val="left"/>
+            </w:pPr>
+            <w:r>
+              <w:t xml:space="preserve">Defender for Endpoint (MDE)</w:t>
+            </w:r>
+          </w:p>
+        </w:tc>
+        <w:tc>
+          <w:tcPr/>
+          <w:p>
+            <w:pPr>
+              <w:pStyle w:val="Compact"/>
+              <w:jc w:val="left"/>
+            </w:pPr>
+            <w:r>
+              <w:t xml:space="preserve">Overlay (O) - Endpoint Detection</w:t>
+            </w:r>
+          </w:p>
+        </w:tc>
+        <w:tc>
+          <w:tcPr/>
+          <w:p>
+            <w:pPr>
+              <w:pStyle w:val="Compact"/>
+              <w:jc w:val="left"/>
+            </w:pPr>
+            <w:r>
+              <w:t xml:space="preserve">Class C</w:t>
+            </w:r>
+          </w:p>
+        </w:tc>
+        <w:tc>
+          <w:tcPr/>
+          <w:p>
+            <w:pPr>
+              <w:pStyle w:val="Compact"/>
+              <w:jc w:val="left"/>
+            </w:pPr>
+            <w:r>
+              <w:t xml:space="preserve">Authorized</w:t>
+            </w:r>
+          </w:p>
+        </w:tc>
+      </w:tr>
+      <w:tr>
+        <w:tc>
+          <w:tcPr/>
+          <w:p>
+            <w:pPr>
+              <w:pStyle w:val="Compact"/>
+              <w:jc w:val="left"/>
+            </w:pPr>
+            <w:r>
+              <w:t xml:space="preserve">Microsoft</w:t>
+            </w:r>
+          </w:p>
+        </w:tc>
+        <w:tc>
+          <w:tcPr/>
+          <w:p>
+            <w:pPr>
+              <w:pStyle w:val="Compact"/>
+              <w:jc w:val="left"/>
+            </w:pPr>
+            <w:r>
+              <w:t xml:space="preserve">Sentinel SIEM/SOAR</w:t>
+            </w:r>
+          </w:p>
+        </w:tc>
+        <w:tc>
+          <w:tcPr/>
+          <w:p>
+            <w:pPr>
+              <w:pStyle w:val="Compact"/>
+              <w:jc w:val="left"/>
+            </w:pPr>
+            <w:r>
+              <w:t xml:space="preserve">Governance (G) - Security Operations</w:t>
+            </w:r>
+          </w:p>
+        </w:tc>
+        <w:tc>
+          <w:tcPr/>
+          <w:p>
+            <w:pPr>
+              <w:pStyle w:val="Compact"/>
+              <w:jc w:val="left"/>
+            </w:pPr>
+            <w:r>
+              <w:t xml:space="preserve">Class C</w:t>
+            </w:r>
+          </w:p>
+        </w:tc>
+        <w:tc>
+          <w:tcPr/>
+          <w:p>
+            <w:pPr>
+              <w:pStyle w:val="Compact"/>
+              <w:jc w:val="left"/>
+            </w:pPr>
+            <w:r>
+              <w:t xml:space="preserve">Authorized</w:t>
+            </w:r>
+          </w:p>
+        </w:tc>
+      </w:tr>
+      <w:tr>
+        <w:tc>
+          <w:tcPr/>
+          <w:p>
+            <w:pPr>
+              <w:pStyle w:val="Compact"/>
+              <w:jc w:val="left"/>
+            </w:pPr>
+            <w:r>
+              <w:t xml:space="preserve">Palo Alto Networks</w:t>
+            </w:r>
+          </w:p>
+        </w:tc>
+        <w:tc>
+          <w:tcPr/>
+          <w:p>
+            <w:pPr>
+              <w:pStyle w:val="Compact"/>
+              <w:jc w:val="left"/>
+            </w:pPr>
+            <w:r>
+              <w:t xml:space="preserve">Next-Generation Firewall (NGFW)</w:t>
+            </w:r>
+          </w:p>
+        </w:tc>
+        <w:tc>
+          <w:tcPr/>
+          <w:p>
+            <w:pPr>
+              <w:pStyle w:val="Compact"/>
+              <w:jc w:val="left"/>
+            </w:pPr>
+            <w:r>
+              <w:t xml:space="preserve">Overlay (O) - Security Inspection</w:t>
+            </w:r>
+          </w:p>
+        </w:tc>
+        <w:tc>
+          <w:tcPr/>
+          <w:p>
+            <w:pPr>
+              <w:pStyle w:val="Compact"/>
+              <w:jc w:val="left"/>
+            </w:pPr>
+            <w:r>
+              <w:t xml:space="preserve">Class C</w:t>
+            </w:r>
+          </w:p>
+        </w:tc>
+        <w:tc>
+          <w:tcPr/>
+          <w:p>
+            <w:pPr>
+              <w:pStyle w:val="Compact"/>
+              <w:jc w:val="left"/>
+            </w:pPr>
+            <w:r>
+              <w:t xml:space="preserve">Authorized</w:t>
+            </w:r>
+          </w:p>
+        </w:tc>
+      </w:tr>
+      <w:tr>
+        <w:tc>
+          <w:tcPr/>
+          <w:p>
+            <w:pPr>
+              <w:pStyle w:val="Compact"/>
+              <w:jc w:val="left"/>
+            </w:pPr>
+            <w:r>
               <w:t xml:space="preserve">CyberArk</w:t>
             </w:r>
           </w:p>
@@ -768,6 +954,130 @@
             </w:pPr>
             <w:r>
               <w:t xml:space="preserve">Identity (U) - Privileged Access</w:t>
+            </w:r>
+          </w:p>
+        </w:tc>
+        <w:tc>
+          <w:tcPr/>
+          <w:p>
+            <w:pPr>
+              <w:pStyle w:val="Compact"/>
+              <w:jc w:val="left"/>
+            </w:pPr>
+            <w:r>
+              <w:t xml:space="preserve">Class C</w:t>
+            </w:r>
+          </w:p>
+        </w:tc>
+        <w:tc>
+          <w:tcPr/>
+          <w:p>
+            <w:pPr>
+              <w:pStyle w:val="Compact"/>
+              <w:jc w:val="left"/>
+            </w:pPr>
+            <w:r>
+              <w:t xml:space="preserve">Authorized</w:t>
+            </w:r>
+          </w:p>
+        </w:tc>
+      </w:tr>
+      <w:tr>
+        <w:tc>
+          <w:tcPr/>
+          <w:p>
+            <w:pPr>
+              <w:pStyle w:val="Compact"/>
+              <w:jc w:val="left"/>
+            </w:pPr>
+            <w:r>
+              <w:t xml:space="preserve">ServiceNow</w:t>
+            </w:r>
+          </w:p>
+        </w:tc>
+        <w:tc>
+          <w:tcPr/>
+          <w:p>
+            <w:pPr>
+              <w:pStyle w:val="Compact"/>
+              <w:jc w:val="left"/>
+            </w:pPr>
+            <w:r>
+              <w:t xml:space="preserve">IT Service Management (ITSM) + GRC</w:t>
+            </w:r>
+          </w:p>
+        </w:tc>
+        <w:tc>
+          <w:tcPr/>
+          <w:p>
+            <w:pPr>
+              <w:pStyle w:val="Compact"/>
+              <w:jc w:val="left"/>
+            </w:pPr>
+            <w:r>
+              <w:t xml:space="preserve">Governance (G)</w:t>
+            </w:r>
+          </w:p>
+        </w:tc>
+        <w:tc>
+          <w:tcPr/>
+          <w:p>
+            <w:pPr>
+              <w:pStyle w:val="Compact"/>
+              <w:jc w:val="left"/>
+            </w:pPr>
+            <w:r>
+              <w:t xml:space="preserve">Class C</w:t>
+            </w:r>
+          </w:p>
+        </w:tc>
+        <w:tc>
+          <w:tcPr/>
+          <w:p>
+            <w:pPr>
+              <w:pStyle w:val="Compact"/>
+              <w:jc w:val="left"/>
+            </w:pPr>
+            <w:r>
+              <w:t xml:space="preserve">Authorized</w:t>
+            </w:r>
+          </w:p>
+        </w:tc>
+      </w:tr>
+      <w:tr>
+        <w:tc>
+          <w:tcPr/>
+          <w:p>
+            <w:pPr>
+              <w:pStyle w:val="Compact"/>
+              <w:jc w:val="left"/>
+            </w:pPr>
+            <w:r>
+              <w:t xml:space="preserve">Splunk</w:t>
+            </w:r>
+          </w:p>
+        </w:tc>
+        <w:tc>
+          <w:tcPr/>
+          <w:p>
+            <w:pPr>
+              <w:pStyle w:val="Compact"/>
+              <w:jc w:val="left"/>
+            </w:pPr>
+            <w:r>
+              <w:t xml:space="preserve">Splunk Enterprise (GovCloud)</w:t>
+            </w:r>
+          </w:p>
+        </w:tc>
+        <w:tc>
+          <w:tcPr/>
+          <w:p>
+            <w:pPr>
+              <w:pStyle w:val="Compact"/>
+              <w:jc w:val="left"/>
+            </w:pPr>
+            <w:r>
+              <w:t xml:space="preserve">Governance (G) - Log Analytics</w:t>
             </w:r>
           </w:p>
         </w:tc>
@@ -1463,13 +1773,13 @@
       </w:hyperlink>
     </w:p>
     <w:bookmarkEnd w:id="28"/>
-    <w:bookmarkStart w:id="29" w:name="X883c33a0d5ecdacc701708522349e1b0f5e7fa3"/>
+    <w:bookmarkStart w:id="30" w:name="microsoft-intune-endpoint-management"/>
     <w:p>
       <w:pPr>
         <w:pStyle w:val="Heading3"/>
       </w:pPr>
       <w:r>
-        <w:t xml:space="preserve">3.4. Palo Alto Networks — Next-Generation Firewall (NGFW)</w:t>
+        <w:t xml:space="preserve">3.4. Microsoft — Intune Endpoint Management</w:t>
       </w:r>
     </w:p>
     <w:p>
@@ -1487,6 +1797,659 @@
         <w:t xml:space="preserve"> </w:t>
       </w:r>
       <w:r>
+        <w:t xml:space="preserve">Identity (U) - Device Compliance</w:t>
+      </w:r>
+      <w:r>
+        <w:br/>
+      </w:r>
+      <w:r>
+        <w:rPr>
+          <w:bCs/>
+          <w:b/>
+        </w:rPr>
+        <w:t xml:space="preserve">Role:</w:t>
+      </w:r>
+      <w:r>
+        <w:t xml:space="preserve"> </w:t>
+      </w:r>
+      <w:r>
+        <w:t xml:space="preserve">Endpoint Management, Device Compliance Enforcement, and Configuration Baseline Deployment</w:t>
+      </w:r>
+      <w:r>
+        <w:br/>
+      </w:r>
+      <w:r>
+        <w:rPr>
+          <w:bCs/>
+          <w:b/>
+        </w:rPr>
+        <w:t xml:space="preserve">FedRAMP Certification:</w:t>
+      </w:r>
+      <w:r>
+        <w:t xml:space="preserve"> </w:t>
+      </w:r>
+      <w:r>
+        <w:t xml:space="preserve">Class C (FR1612345678)</w:t>
+      </w:r>
+      <w:r>
+        <w:br/>
+      </w:r>
+      <w:r>
+        <w:rPr>
+          <w:bCs/>
+          <w:b/>
+        </w:rPr>
+        <w:t xml:space="preserve">Authorization Status:</w:t>
+      </w:r>
+      <w:r>
+        <w:t xml:space="preserve"> </w:t>
+      </w:r>
+      <w:r>
+        <w:t xml:space="preserve">Authorized</w:t>
+      </w:r>
+    </w:p>
+    <w:p>
+      <w:pPr>
+        <w:pStyle w:val="BodyText"/>
+      </w:pPr>
+      <w:r>
+        <w:rPr>
+          <w:bCs/>
+          <w:b/>
+        </w:rPr>
+        <w:t xml:space="preserve">NIST 800-53 Controls:</w:t>
+      </w:r>
+    </w:p>
+    <w:p>
+      <w:pPr>
+        <w:numPr>
+          <w:ilvl w:val="0"/>
+          <w:numId w:val="1006"/>
+        </w:numPr>
+      </w:pPr>
+      <w:r>
+        <w:t xml:space="preserve">CM-2: Baseline Configuration</w:t>
+      </w:r>
+    </w:p>
+    <w:p>
+      <w:pPr>
+        <w:numPr>
+          <w:ilvl w:val="0"/>
+          <w:numId w:val="1006"/>
+        </w:numPr>
+      </w:pPr>
+      <w:r>
+        <w:t xml:space="preserve">CM-6: Configuration Settings</w:t>
+      </w:r>
+    </w:p>
+    <w:p>
+      <w:pPr>
+        <w:numPr>
+          <w:ilvl w:val="0"/>
+          <w:numId w:val="1006"/>
+        </w:numPr>
+      </w:pPr>
+      <w:r>
+        <w:t xml:space="preserve">CM-8: System Component Inventory</w:t>
+      </w:r>
+    </w:p>
+    <w:p>
+      <w:pPr>
+        <w:numPr>
+          <w:ilvl w:val="0"/>
+          <w:numId w:val="1006"/>
+        </w:numPr>
+      </w:pPr>
+      <w:r>
+        <w:t xml:space="preserve">IA-3: Device Identification and Authentication</w:t>
+      </w:r>
+    </w:p>
+    <w:p>
+      <w:pPr>
+        <w:numPr>
+          <w:ilvl w:val="0"/>
+          <w:numId w:val="1006"/>
+        </w:numPr>
+      </w:pPr>
+      <w:r>
+        <w:t xml:space="preserve">SC-7: Boundary Protection (Device Compliance Gates)</w:t>
+      </w:r>
+    </w:p>
+    <w:p>
+      <w:pPr>
+        <w:numPr>
+          <w:ilvl w:val="0"/>
+          <w:numId w:val="1006"/>
+        </w:numPr>
+      </w:pPr>
+      <w:r>
+        <w:t xml:space="preserve">SI-2: Flaw Remediation</w:t>
+      </w:r>
+    </w:p>
+    <w:p>
+      <w:pPr>
+        <w:pStyle w:val="FirstParagraph"/>
+      </w:pPr>
+      <w:r>
+        <w:rPr>
+          <w:bCs/>
+          <w:b/>
+        </w:rPr>
+        <w:t xml:space="preserve">KSI Category:</w:t>
+      </w:r>
+      <w:r>
+        <w:t xml:space="preserve"> </w:t>
+      </w:r>
+      <w:r>
+        <w:rPr>
+          <w:rStyle w:val="VerbatimChar"/>
+        </w:rPr>
+        <w:t xml:space="preserve">KSI-IAM</w:t>
+      </w:r>
+      <w:r>
+        <w:br/>
+      </w:r>
+      <w:r>
+        <w:rPr>
+          <w:bCs/>
+          <w:b/>
+        </w:rPr>
+        <w:t xml:space="preserve">Evidence Method:</w:t>
+      </w:r>
+      <w:r>
+        <w:t xml:space="preserve"> </w:t>
+      </w:r>
+      <w:r>
+        <w:t xml:space="preserve">Intune Compliance Policy Audit Logs and Device Configuration Profiles</w:t>
+      </w:r>
+    </w:p>
+    <w:p>
+      <w:pPr>
+        <w:pStyle w:val="BodyText"/>
+      </w:pPr>
+      <w:r>
+        <w:rPr>
+          <w:bCs/>
+          <w:b/>
+        </w:rPr>
+        <w:t xml:space="preserve">Documentation:</w:t>
+      </w:r>
+      <w:r>
+        <w:t xml:space="preserve"> </w:t>
+      </w:r>
+      <w:hyperlink r:id="rId29">
+        <w:r>
+          <w:rPr>
+            <w:rStyle w:val="Hyperlink"/>
+          </w:rPr>
+          <w:t xml:space="preserve">Microsoft Technical Docs</w:t>
+        </w:r>
+      </w:hyperlink>
+    </w:p>
+    <w:bookmarkEnd w:id="30"/>
+    <w:bookmarkStart w:id="32" w:name="microsoft-defender-for-endpoint-mde"/>
+    <w:p>
+      <w:pPr>
+        <w:pStyle w:val="Heading3"/>
+      </w:pPr>
+      <w:r>
+        <w:t xml:space="preserve">3.5. Microsoft — Defender for Endpoint (MDE)</w:t>
+      </w:r>
+    </w:p>
+    <w:p>
+      <w:pPr>
+        <w:pStyle w:val="FirstParagraph"/>
+      </w:pPr>
+      <w:r>
+        <w:rPr>
+          <w:bCs/>
+          <w:b/>
+        </w:rPr>
+        <w:t xml:space="preserve">UIAO Pillar:</w:t>
+      </w:r>
+      <w:r>
+        <w:t xml:space="preserve"> </w:t>
+      </w:r>
+      <w:r>
+        <w:t xml:space="preserve">Overlay (O) - Endpoint Detection</w:t>
+      </w:r>
+      <w:r>
+        <w:br/>
+      </w:r>
+      <w:r>
+        <w:rPr>
+          <w:bCs/>
+          <w:b/>
+        </w:rPr>
+        <w:t xml:space="preserve">Role:</w:t>
+      </w:r>
+      <w:r>
+        <w:t xml:space="preserve"> </w:t>
+      </w:r>
+      <w:r>
+        <w:t xml:space="preserve">Endpoint Detection and Response, Threat Intelligence, and Automated Investigation</w:t>
+      </w:r>
+      <w:r>
+        <w:br/>
+      </w:r>
+      <w:r>
+        <w:rPr>
+          <w:bCs/>
+          <w:b/>
+        </w:rPr>
+        <w:t xml:space="preserve">FedRAMP Certification:</w:t>
+      </w:r>
+      <w:r>
+        <w:t xml:space="preserve"> </w:t>
+      </w:r>
+      <w:r>
+        <w:t xml:space="preserve">Class C (FR1612345678)</w:t>
+      </w:r>
+      <w:r>
+        <w:br/>
+      </w:r>
+      <w:r>
+        <w:rPr>
+          <w:bCs/>
+          <w:b/>
+        </w:rPr>
+        <w:t xml:space="preserve">Authorization Status:</w:t>
+      </w:r>
+      <w:r>
+        <w:t xml:space="preserve"> </w:t>
+      </w:r>
+      <w:r>
+        <w:t xml:space="preserve">Authorized</w:t>
+      </w:r>
+    </w:p>
+    <w:p>
+      <w:pPr>
+        <w:pStyle w:val="BodyText"/>
+      </w:pPr>
+      <w:r>
+        <w:rPr>
+          <w:bCs/>
+          <w:b/>
+        </w:rPr>
+        <w:t xml:space="preserve">NIST 800-53 Controls:</w:t>
+      </w:r>
+    </w:p>
+    <w:p>
+      <w:pPr>
+        <w:numPr>
+          <w:ilvl w:val="0"/>
+          <w:numId w:val="1007"/>
+        </w:numPr>
+      </w:pPr>
+      <w:r>
+        <w:t xml:space="preserve">SI-3: Malicious Code Protection</w:t>
+      </w:r>
+    </w:p>
+    <w:p>
+      <w:pPr>
+        <w:numPr>
+          <w:ilvl w:val="0"/>
+          <w:numId w:val="1007"/>
+        </w:numPr>
+      </w:pPr>
+      <w:r>
+        <w:t xml:space="preserve">SI-4: System Monitoring</w:t>
+      </w:r>
+    </w:p>
+    <w:p>
+      <w:pPr>
+        <w:numPr>
+          <w:ilvl w:val="0"/>
+          <w:numId w:val="1007"/>
+        </w:numPr>
+      </w:pPr>
+      <w:r>
+        <w:t xml:space="preserve">IR-4: Incident Handling</w:t>
+      </w:r>
+    </w:p>
+    <w:p>
+      <w:pPr>
+        <w:numPr>
+          <w:ilvl w:val="0"/>
+          <w:numId w:val="1007"/>
+        </w:numPr>
+      </w:pPr>
+      <w:r>
+        <w:t xml:space="preserve">IR-5: Incident Monitoring</w:t>
+      </w:r>
+    </w:p>
+    <w:p>
+      <w:pPr>
+        <w:numPr>
+          <w:ilvl w:val="0"/>
+          <w:numId w:val="1007"/>
+        </w:numPr>
+      </w:pPr>
+      <w:r>
+        <w:t xml:space="preserve">RA-5: Vulnerability Monitoring and Scanning</w:t>
+      </w:r>
+    </w:p>
+    <w:p>
+      <w:pPr>
+        <w:numPr>
+          <w:ilvl w:val="0"/>
+          <w:numId w:val="1007"/>
+        </w:numPr>
+      </w:pPr>
+      <w:r>
+        <w:t xml:space="preserve">SC-7: Boundary Protection (Host-Based)</w:t>
+      </w:r>
+    </w:p>
+    <w:p>
+      <w:pPr>
+        <w:pStyle w:val="FirstParagraph"/>
+      </w:pPr>
+      <w:r>
+        <w:rPr>
+          <w:bCs/>
+          <w:b/>
+        </w:rPr>
+        <w:t xml:space="preserve">KSI Category:</w:t>
+      </w:r>
+      <w:r>
+        <w:t xml:space="preserve"> </w:t>
+      </w:r>
+      <w:r>
+        <w:rPr>
+          <w:rStyle w:val="VerbatimChar"/>
+        </w:rPr>
+        <w:t xml:space="preserve">KSI-SVC</w:t>
+      </w:r>
+      <w:r>
+        <w:br/>
+      </w:r>
+      <w:r>
+        <w:rPr>
+          <w:bCs/>
+          <w:b/>
+        </w:rPr>
+        <w:t xml:space="preserve">Evidence Method:</w:t>
+      </w:r>
+      <w:r>
+        <w:t xml:space="preserve"> </w:t>
+      </w:r>
+      <w:r>
+        <w:t xml:space="preserve">MDE Advanced Hunting Logs and Automated Investigation Audit Trail</w:t>
+      </w:r>
+    </w:p>
+    <w:p>
+      <w:pPr>
+        <w:pStyle w:val="BodyText"/>
+      </w:pPr>
+      <w:r>
+        <w:rPr>
+          <w:bCs/>
+          <w:b/>
+        </w:rPr>
+        <w:t xml:space="preserve">Documentation:</w:t>
+      </w:r>
+      <w:r>
+        <w:t xml:space="preserve"> </w:t>
+      </w:r>
+      <w:hyperlink r:id="rId31">
+        <w:r>
+          <w:rPr>
+            <w:rStyle w:val="Hyperlink"/>
+          </w:rPr>
+          <w:t xml:space="preserve">Microsoft Technical Docs</w:t>
+        </w:r>
+      </w:hyperlink>
+    </w:p>
+    <w:bookmarkEnd w:id="32"/>
+    <w:bookmarkStart w:id="34" w:name="microsoft-sentinel-siemsoar"/>
+    <w:p>
+      <w:pPr>
+        <w:pStyle w:val="Heading3"/>
+      </w:pPr>
+      <w:r>
+        <w:t xml:space="preserve">3.6. Microsoft — Sentinel SIEM/SOAR</w:t>
+      </w:r>
+    </w:p>
+    <w:p>
+      <w:pPr>
+        <w:pStyle w:val="FirstParagraph"/>
+      </w:pPr>
+      <w:r>
+        <w:rPr>
+          <w:bCs/>
+          <w:b/>
+        </w:rPr>
+        <w:t xml:space="preserve">UIAO Pillar:</w:t>
+      </w:r>
+      <w:r>
+        <w:t xml:space="preserve"> </w:t>
+      </w:r>
+      <w:r>
+        <w:t xml:space="preserve">Governance (G) - Security Operations</w:t>
+      </w:r>
+      <w:r>
+        <w:br/>
+      </w:r>
+      <w:r>
+        <w:rPr>
+          <w:bCs/>
+          <w:b/>
+        </w:rPr>
+        <w:t xml:space="preserve">Role:</w:t>
+      </w:r>
+      <w:r>
+        <w:t xml:space="preserve"> </w:t>
+      </w:r>
+      <w:r>
+        <w:t xml:space="preserve">Cloud-Native SIEM, Security Orchestration, Automated Response, and Continuous Monitoring</w:t>
+      </w:r>
+      <w:r>
+        <w:br/>
+      </w:r>
+      <w:r>
+        <w:rPr>
+          <w:bCs/>
+          <w:b/>
+        </w:rPr>
+        <w:t xml:space="preserve">FedRAMP Certification:</w:t>
+      </w:r>
+      <w:r>
+        <w:t xml:space="preserve"> </w:t>
+      </w:r>
+      <w:r>
+        <w:t xml:space="preserve">Class C (FR1612345678)</w:t>
+      </w:r>
+      <w:r>
+        <w:br/>
+      </w:r>
+      <w:r>
+        <w:rPr>
+          <w:bCs/>
+          <w:b/>
+        </w:rPr>
+        <w:t xml:space="preserve">Authorization Status:</w:t>
+      </w:r>
+      <w:r>
+        <w:t xml:space="preserve"> </w:t>
+      </w:r>
+      <w:r>
+        <w:t xml:space="preserve">Authorized</w:t>
+      </w:r>
+    </w:p>
+    <w:p>
+      <w:pPr>
+        <w:pStyle w:val="BodyText"/>
+      </w:pPr>
+      <w:r>
+        <w:rPr>
+          <w:bCs/>
+          <w:b/>
+        </w:rPr>
+        <w:t xml:space="preserve">NIST 800-53 Controls:</w:t>
+      </w:r>
+    </w:p>
+    <w:p>
+      <w:pPr>
+        <w:numPr>
+          <w:ilvl w:val="0"/>
+          <w:numId w:val="1008"/>
+        </w:numPr>
+      </w:pPr>
+      <w:r>
+        <w:t xml:space="preserve">AU-6: Audit Record Review, Analysis, and Reporting</w:t>
+      </w:r>
+    </w:p>
+    <w:p>
+      <w:pPr>
+        <w:numPr>
+          <w:ilvl w:val="0"/>
+          <w:numId w:val="1008"/>
+        </w:numPr>
+      </w:pPr>
+      <w:r>
+        <w:t xml:space="preserve">AU-12: Audit Record Generation</w:t>
+      </w:r>
+    </w:p>
+    <w:p>
+      <w:pPr>
+        <w:numPr>
+          <w:ilvl w:val="0"/>
+          <w:numId w:val="1008"/>
+        </w:numPr>
+      </w:pPr>
+      <w:r>
+        <w:t xml:space="preserve">SI-4: System Monitoring</w:t>
+      </w:r>
+    </w:p>
+    <w:p>
+      <w:pPr>
+        <w:numPr>
+          <w:ilvl w:val="0"/>
+          <w:numId w:val="1008"/>
+        </w:numPr>
+      </w:pPr>
+      <w:r>
+        <w:t xml:space="preserve">IR-4: Incident Handling</w:t>
+      </w:r>
+    </w:p>
+    <w:p>
+      <w:pPr>
+        <w:numPr>
+          <w:ilvl w:val="0"/>
+          <w:numId w:val="1008"/>
+        </w:numPr>
+      </w:pPr>
+      <w:r>
+        <w:t xml:space="preserve">IR-5: Incident Monitoring</w:t>
+      </w:r>
+    </w:p>
+    <w:p>
+      <w:pPr>
+        <w:numPr>
+          <w:ilvl w:val="0"/>
+          <w:numId w:val="1008"/>
+        </w:numPr>
+      </w:pPr>
+      <w:r>
+        <w:t xml:space="preserve">IR-6: Incident Reporting</w:t>
+      </w:r>
+    </w:p>
+    <w:p>
+      <w:pPr>
+        <w:numPr>
+          <w:ilvl w:val="0"/>
+          <w:numId w:val="1008"/>
+        </w:numPr>
+      </w:pPr>
+      <w:r>
+        <w:t xml:space="preserve">CA-7: Continuous Monitoring</w:t>
+      </w:r>
+    </w:p>
+    <w:p>
+      <w:pPr>
+        <w:pStyle w:val="FirstParagraph"/>
+      </w:pPr>
+      <w:r>
+        <w:rPr>
+          <w:bCs/>
+          <w:b/>
+        </w:rPr>
+        <w:t xml:space="preserve">KSI Category:</w:t>
+      </w:r>
+      <w:r>
+        <w:t xml:space="preserve"> </w:t>
+      </w:r>
+      <w:r>
+        <w:rPr>
+          <w:rStyle w:val="VerbatimChar"/>
+        </w:rPr>
+        <w:t xml:space="preserve">KSI-GOV</w:t>
+      </w:r>
+      <w:r>
+        <w:br/>
+      </w:r>
+      <w:r>
+        <w:rPr>
+          <w:bCs/>
+          <w:b/>
+        </w:rPr>
+        <w:t xml:space="preserve">Evidence Method:</w:t>
+      </w:r>
+      <w:r>
+        <w:t xml:space="preserve"> </w:t>
+      </w:r>
+      <w:r>
+        <w:t xml:space="preserve">Sentinel Analytics Rules, Incident Logs, and Playbook Execution Audit Trail</w:t>
+      </w:r>
+    </w:p>
+    <w:p>
+      <w:pPr>
+        <w:pStyle w:val="BodyText"/>
+      </w:pPr>
+      <w:r>
+        <w:rPr>
+          <w:bCs/>
+          <w:b/>
+        </w:rPr>
+        <w:t xml:space="preserve">Documentation:</w:t>
+      </w:r>
+      <w:r>
+        <w:t xml:space="preserve"> </w:t>
+      </w:r>
+      <w:hyperlink r:id="rId33">
+        <w:r>
+          <w:rPr>
+            <w:rStyle w:val="Hyperlink"/>
+          </w:rPr>
+          <w:t xml:space="preserve">Microsoft Technical Docs</w:t>
+        </w:r>
+      </w:hyperlink>
+    </w:p>
+    <w:bookmarkEnd w:id="34"/>
+    <w:bookmarkStart w:id="35" w:name="X883c33a0d5ecdacc701708522349e1b0f5e7fa3"/>
+    <w:p>
+      <w:pPr>
+        <w:pStyle w:val="Heading3"/>
+      </w:pPr>
+      <w:r>
+        <w:t xml:space="preserve">3.7. Palo Alto Networks — Next-Generation Firewall (NGFW)</w:t>
+      </w:r>
+    </w:p>
+    <w:p>
+      <w:pPr>
+        <w:pStyle w:val="FirstParagraph"/>
+      </w:pPr>
+      <w:r>
+        <w:rPr>
+          <w:bCs/>
+          <w:b/>
+        </w:rPr>
+        <w:t xml:space="preserve">UIAO Pillar:</w:t>
+      </w:r>
+      <w:r>
+        <w:t xml:space="preserve"> </w:t>
+      </w:r>
+      <w:r>
         <w:t xml:space="preserve">Overlay (O) - Security Inspection</w:t>
       </w:r>
       <w:r>
@@ -1554,7 +2517,7 @@
       <w:pPr>
         <w:numPr>
           <w:ilvl w:val="0"/>
-          <w:numId w:val="1006"/>
+          <w:numId w:val="1009"/>
         </w:numPr>
       </w:pPr>
       <w:r>
@@ -1565,7 +2528,7 @@
       <w:pPr>
         <w:numPr>
           <w:ilvl w:val="0"/>
-          <w:numId w:val="1006"/>
+          <w:numId w:val="1009"/>
         </w:numPr>
       </w:pPr>
       <w:r>
@@ -1609,14 +2572,14 @@
         <w:t xml:space="preserve">NGFW Threat Prevention Logs via Panorama API</w:t>
       </w:r>
     </w:p>
-    <w:bookmarkEnd w:id="29"/>
-    <w:bookmarkStart w:id="30" w:name="cyberark-privileged-access-management"/>
+    <w:bookmarkEnd w:id="35"/>
+    <w:bookmarkStart w:id="36" w:name="cyberark-privileged-access-management"/>
     <w:p>
       <w:pPr>
         <w:pStyle w:val="Heading3"/>
       </w:pPr>
       <w:r>
-        <w:t xml:space="preserve">3.5. CyberArk — Privileged Access Management</w:t>
+        <w:t xml:space="preserve">3.8. CyberArk — Privileged Access Management</w:t>
       </w:r>
     </w:p>
     <w:p>
@@ -1701,7 +2664,7 @@
       <w:pPr>
         <w:numPr>
           <w:ilvl w:val="0"/>
-          <w:numId w:val="1007"/>
+          <w:numId w:val="1010"/>
         </w:numPr>
       </w:pPr>
       <w:r>
@@ -1712,7 +2675,7 @@
       <w:pPr>
         <w:numPr>
           <w:ilvl w:val="0"/>
-          <w:numId w:val="1007"/>
+          <w:numId w:val="1010"/>
         </w:numPr>
       </w:pPr>
       <w:r>
@@ -1755,6 +2718,502 @@
       <w:r>
         <w:t xml:space="preserve">CyberArk Session Audit Logs</w:t>
       </w:r>
+    </w:p>
+    <w:bookmarkEnd w:id="36"/>
+    <w:bookmarkStart w:id="38" w:name="Xcef656a56f525c8ad5ae16e5517b3f9b5f7e800"/>
+    <w:p>
+      <w:pPr>
+        <w:pStyle w:val="Heading3"/>
+      </w:pPr>
+      <w:r>
+        <w:t xml:space="preserve">3.9. ServiceNow — IT Service Management (ITSM) + GRC</w:t>
+      </w:r>
+    </w:p>
+    <w:p>
+      <w:pPr>
+        <w:pStyle w:val="FirstParagraph"/>
+      </w:pPr>
+      <w:r>
+        <w:rPr>
+          <w:bCs/>
+          <w:b/>
+        </w:rPr>
+        <w:t xml:space="preserve">UIAO Pillar:</w:t>
+      </w:r>
+      <w:r>
+        <w:t xml:space="preserve"> </w:t>
+      </w:r>
+      <w:r>
+        <w:t xml:space="preserve">Governance (G)</w:t>
+      </w:r>
+      <w:r>
+        <w:br/>
+      </w:r>
+      <w:r>
+        <w:rPr>
+          <w:bCs/>
+          <w:b/>
+        </w:rPr>
+        <w:t xml:space="preserve">Role:</w:t>
+      </w:r>
+      <w:r>
+        <w:t xml:space="preserve"> </w:t>
+      </w:r>
+      <w:r>
+        <w:t xml:space="preserve">IT Service Management, Incident Response, and Continuous Authorization Support</w:t>
+      </w:r>
+      <w:r>
+        <w:br/>
+      </w:r>
+      <w:r>
+        <w:rPr>
+          <w:bCs/>
+          <w:b/>
+        </w:rPr>
+        <w:t xml:space="preserve">FedRAMP Certification:</w:t>
+      </w:r>
+      <w:r>
+        <w:t xml:space="preserve"> </w:t>
+      </w:r>
+      <w:r>
+        <w:t xml:space="preserve">Class C (FR1710155498)</w:t>
+      </w:r>
+      <w:r>
+        <w:br/>
+      </w:r>
+      <w:r>
+        <w:rPr>
+          <w:bCs/>
+          <w:b/>
+        </w:rPr>
+        <w:t xml:space="preserve">Authorization Status:</w:t>
+      </w:r>
+      <w:r>
+        <w:t xml:space="preserve"> </w:t>
+      </w:r>
+      <w:r>
+        <w:t xml:space="preserve">Authorized</w:t>
+      </w:r>
+    </w:p>
+    <w:p>
+      <w:pPr>
+        <w:pStyle w:val="BodyText"/>
+      </w:pPr>
+      <w:r>
+        <w:rPr>
+          <w:bCs/>
+          <w:b/>
+        </w:rPr>
+        <w:t xml:space="preserve">NIST 800-53 Controls:</w:t>
+      </w:r>
+    </w:p>
+    <w:p>
+      <w:pPr>
+        <w:numPr>
+          <w:ilvl w:val="0"/>
+          <w:numId w:val="1011"/>
+        </w:numPr>
+      </w:pPr>
+      <w:r>
+        <w:t xml:space="preserve">IR-4: Incident Handling</w:t>
+      </w:r>
+    </w:p>
+    <w:p>
+      <w:pPr>
+        <w:numPr>
+          <w:ilvl w:val="0"/>
+          <w:numId w:val="1011"/>
+        </w:numPr>
+      </w:pPr>
+      <w:r>
+        <w:t xml:space="preserve">IR-5: Incident Monitoring</w:t>
+      </w:r>
+    </w:p>
+    <w:p>
+      <w:pPr>
+        <w:numPr>
+          <w:ilvl w:val="0"/>
+          <w:numId w:val="1011"/>
+        </w:numPr>
+      </w:pPr>
+      <w:r>
+        <w:t xml:space="preserve">IR-6: Incident Reporting</w:t>
+      </w:r>
+    </w:p>
+    <w:p>
+      <w:pPr>
+        <w:numPr>
+          <w:ilvl w:val="0"/>
+          <w:numId w:val="1011"/>
+        </w:numPr>
+      </w:pPr>
+      <w:r>
+        <w:t xml:space="preserve">SI-4: System Monitoring</w:t>
+      </w:r>
+    </w:p>
+    <w:p>
+      <w:pPr>
+        <w:numPr>
+          <w:ilvl w:val="0"/>
+          <w:numId w:val="1011"/>
+        </w:numPr>
+      </w:pPr>
+      <w:r>
+        <w:t xml:space="preserve">CA-7: Continuous Monitoring</w:t>
+      </w:r>
+    </w:p>
+    <w:p>
+      <w:pPr>
+        <w:numPr>
+          <w:ilvl w:val="0"/>
+          <w:numId w:val="1011"/>
+        </w:numPr>
+      </w:pPr>
+      <w:r>
+        <w:t xml:space="preserve">SA-9: External System Services</w:t>
+      </w:r>
+    </w:p>
+    <w:p>
+      <w:pPr>
+        <w:pStyle w:val="FirstParagraph"/>
+      </w:pPr>
+      <w:r>
+        <w:rPr>
+          <w:bCs/>
+          <w:b/>
+        </w:rPr>
+        <w:t xml:space="preserve">KSI Category:</w:t>
+      </w:r>
+      <w:r>
+        <w:t xml:space="preserve"> </w:t>
+      </w:r>
+      <w:r>
+        <w:rPr>
+          <w:rStyle w:val="VerbatimChar"/>
+        </w:rPr>
+        <w:t xml:space="preserve">KSI-GOV</w:t>
+      </w:r>
+      <w:r>
+        <w:br/>
+      </w:r>
+      <w:r>
+        <w:rPr>
+          <w:bCs/>
+          <w:b/>
+        </w:rPr>
+        <w:t xml:space="preserve">Evidence Method:</w:t>
+      </w:r>
+      <w:r>
+        <w:t xml:space="preserve"> </w:t>
+      </w:r>
+      <w:r>
+        <w:t xml:space="preserve">ServiceNow CMDB + Incident/Change Audit Trail</w:t>
+      </w:r>
+    </w:p>
+    <w:p>
+      <w:pPr>
+        <w:pStyle w:val="BlockText"/>
+      </w:pPr>
+      <w:r>
+        <w:rPr>
+          <w:bCs/>
+          <w:b/>
+        </w:rPr>
+        <w:t xml:space="preserve">CISA Directive Compliance:</w:t>
+      </w:r>
+      <w:r>
+        <w:t xml:space="preserve"> </w:t>
+      </w:r>
+      <w:r>
+        <w:t xml:space="preserve">—</w:t>
+      </w:r>
+      <w:r>
+        <w:br/>
+      </w:r>
+      <w:r>
+        <w:rPr>
+          <w:bCs/>
+          <w:b/>
+        </w:rPr>
+        <w:t xml:space="preserve">Status:</w:t>
+      </w:r>
+      <w:r>
+        <w:t xml:space="preserve"> </w:t>
+      </w:r>
+      <w:r>
+        <w:t xml:space="preserve">()</w:t>
+      </w:r>
+    </w:p>
+    <w:p>
+      <w:pPr>
+        <w:pStyle w:val="FirstParagraph"/>
+      </w:pPr>
+      <w:r>
+        <w:rPr>
+          <w:bCs/>
+          <w:b/>
+        </w:rPr>
+        <w:t xml:space="preserve">Documentation:</w:t>
+      </w:r>
+      <w:r>
+        <w:t xml:space="preserve"> </w:t>
+      </w:r>
+      <w:hyperlink r:id="rId37">
+        <w:r>
+          <w:rPr>
+            <w:rStyle w:val="Hyperlink"/>
+          </w:rPr>
+          <w:t xml:space="preserve">ServiceNow Technical Docs</w:t>
+        </w:r>
+      </w:hyperlink>
+    </w:p>
+    <w:bookmarkEnd w:id="38"/>
+    <w:bookmarkStart w:id="40" w:name="splunk-splunk-enterprise-govcloud"/>
+    <w:p>
+      <w:pPr>
+        <w:pStyle w:val="Heading3"/>
+      </w:pPr>
+      <w:r>
+        <w:t xml:space="preserve">3.10. Splunk — Splunk Enterprise (GovCloud)</w:t>
+      </w:r>
+    </w:p>
+    <w:p>
+      <w:pPr>
+        <w:pStyle w:val="FirstParagraph"/>
+      </w:pPr>
+      <w:r>
+        <w:rPr>
+          <w:bCs/>
+          <w:b/>
+        </w:rPr>
+        <w:t xml:space="preserve">UIAO Pillar:</w:t>
+      </w:r>
+      <w:r>
+        <w:t xml:space="preserve"> </w:t>
+      </w:r>
+      <w:r>
+        <w:t xml:space="preserve">Governance (G) - Log Analytics</w:t>
+      </w:r>
+      <w:r>
+        <w:br/>
+      </w:r>
+      <w:r>
+        <w:rPr>
+          <w:bCs/>
+          <w:b/>
+        </w:rPr>
+        <w:t xml:space="preserve">Role:</w:t>
+      </w:r>
+      <w:r>
+        <w:t xml:space="preserve"> </w:t>
+      </w:r>
+      <w:r>
+        <w:t xml:space="preserve">Operational Log Aggregation, Search Analytics, and Compliance Reporting</w:t>
+      </w:r>
+      <w:r>
+        <w:br/>
+      </w:r>
+      <w:r>
+        <w:rPr>
+          <w:bCs/>
+          <w:b/>
+        </w:rPr>
+        <w:t xml:space="preserve">FedRAMP Certification:</w:t>
+      </w:r>
+      <w:r>
+        <w:t xml:space="preserve"> </w:t>
+      </w:r>
+      <w:r>
+        <w:t xml:space="preserve">Class C (FR2009876543)</w:t>
+      </w:r>
+      <w:r>
+        <w:br/>
+      </w:r>
+      <w:r>
+        <w:rPr>
+          <w:bCs/>
+          <w:b/>
+        </w:rPr>
+        <w:t xml:space="preserve">Authorization Status:</w:t>
+      </w:r>
+      <w:r>
+        <w:t xml:space="preserve"> </w:t>
+      </w:r>
+      <w:r>
+        <w:t xml:space="preserve">Authorized</w:t>
+      </w:r>
+    </w:p>
+    <w:p>
+      <w:pPr>
+        <w:pStyle w:val="BodyText"/>
+      </w:pPr>
+      <w:r>
+        <w:rPr>
+          <w:bCs/>
+          <w:b/>
+        </w:rPr>
+        <w:t xml:space="preserve">NIST 800-53 Controls:</w:t>
+      </w:r>
+    </w:p>
+    <w:p>
+      <w:pPr>
+        <w:numPr>
+          <w:ilvl w:val="0"/>
+          <w:numId w:val="1012"/>
+        </w:numPr>
+      </w:pPr>
+      <w:r>
+        <w:t xml:space="preserve">AU-2: Audit Events</w:t>
+      </w:r>
+    </w:p>
+    <w:p>
+      <w:pPr>
+        <w:numPr>
+          <w:ilvl w:val="0"/>
+          <w:numId w:val="1012"/>
+        </w:numPr>
+      </w:pPr>
+      <w:r>
+        <w:t xml:space="preserve">AU-3: Content of Audit Records</w:t>
+      </w:r>
+    </w:p>
+    <w:p>
+      <w:pPr>
+        <w:numPr>
+          <w:ilvl w:val="0"/>
+          <w:numId w:val="1012"/>
+        </w:numPr>
+      </w:pPr>
+      <w:r>
+        <w:t xml:space="preserve">AU-6: Audit Record Review, Analysis, and Reporting</w:t>
+      </w:r>
+    </w:p>
+    <w:p>
+      <w:pPr>
+        <w:numPr>
+          <w:ilvl w:val="0"/>
+          <w:numId w:val="1012"/>
+        </w:numPr>
+      </w:pPr>
+      <w:r>
+        <w:t xml:space="preserve">AU-7: Audit Record Reduction and Report Generation</w:t>
+      </w:r>
+    </w:p>
+    <w:p>
+      <w:pPr>
+        <w:numPr>
+          <w:ilvl w:val="0"/>
+          <w:numId w:val="1012"/>
+        </w:numPr>
+      </w:pPr>
+      <w:r>
+        <w:t xml:space="preserve">AU-12: Audit Record Generation</w:t>
+      </w:r>
+    </w:p>
+    <w:p>
+      <w:pPr>
+        <w:numPr>
+          <w:ilvl w:val="0"/>
+          <w:numId w:val="1012"/>
+        </w:numPr>
+      </w:pPr>
+      <w:r>
+        <w:t xml:space="preserve">SI-4: System Monitoring</w:t>
+      </w:r>
+    </w:p>
+    <w:p>
+      <w:pPr>
+        <w:pStyle w:val="FirstParagraph"/>
+      </w:pPr>
+      <w:r>
+        <w:rPr>
+          <w:bCs/>
+          <w:b/>
+        </w:rPr>
+        <w:t xml:space="preserve">KSI Category:</w:t>
+      </w:r>
+      <w:r>
+        <w:t xml:space="preserve"> </w:t>
+      </w:r>
+      <w:r>
+        <w:rPr>
+          <w:rStyle w:val="VerbatimChar"/>
+        </w:rPr>
+        <w:t xml:space="preserve">KSI-GOV</w:t>
+      </w:r>
+      <w:r>
+        <w:br/>
+      </w:r>
+      <w:r>
+        <w:rPr>
+          <w:bCs/>
+          <w:b/>
+        </w:rPr>
+        <w:t xml:space="preserve">Evidence Method:</w:t>
+      </w:r>
+      <w:r>
+        <w:t xml:space="preserve"> </w:t>
+      </w:r>
+      <w:r>
+        <w:t xml:space="preserve">Splunk Search Processing Language (SPL) Queries and Scheduled Report Audit Logs</w:t>
+      </w:r>
+    </w:p>
+    <w:p>
+      <w:pPr>
+        <w:pStyle w:val="BlockText"/>
+      </w:pPr>
+      <w:r>
+        <w:rPr>
+          <w:bCs/>
+          <w:b/>
+        </w:rPr>
+        <w:t xml:space="preserve">CISA Directive Compliance:</w:t>
+      </w:r>
+      <w:r>
+        <w:t xml:space="preserve"> </w:t>
+      </w:r>
+      <w:r>
+        <w:t xml:space="preserve">—</w:t>
+      </w:r>
+      <w:r>
+        <w:br/>
+      </w:r>
+      <w:r>
+        <w:rPr>
+          <w:bCs/>
+          <w:b/>
+        </w:rPr>
+        <w:t xml:space="preserve">Status:</w:t>
+      </w:r>
+      <w:r>
+        <w:t xml:space="preserve"> </w:t>
+      </w:r>
+      <w:r>
+        <w:t xml:space="preserve">()</w:t>
+      </w:r>
+    </w:p>
+    <w:p>
+      <w:pPr>
+        <w:pStyle w:val="FirstParagraph"/>
+      </w:pPr>
+      <w:r>
+        <w:rPr>
+          <w:bCs/>
+          <w:b/>
+        </w:rPr>
+        <w:t xml:space="preserve">Documentation:</w:t>
+      </w:r>
+      <w:r>
+        <w:t xml:space="preserve"> </w:t>
+      </w:r>
+      <w:hyperlink r:id="rId39">
+        <w:r>
+          <w:rPr>
+            <w:rStyle w:val="Hyperlink"/>
+          </w:rPr>
+          <w:t xml:space="preserve">Splunk Technical Docs</w:t>
+        </w:r>
+      </w:hyperlink>
     </w:p>
     <w:p>
       <w:r>
@@ -1763,9 +3222,9 @@
         </w:pict>
       </w:r>
     </w:p>
-    <w:bookmarkEnd w:id="30"/>
-    <w:bookmarkEnd w:id="31"/>
-    <w:bookmarkStart w:id="36" w:name="external-security-baselines"/>
+    <w:bookmarkEnd w:id="40"/>
+    <w:bookmarkEnd w:id="41"/>
+    <w:bookmarkStart w:id="46" w:name="external-security-baselines"/>
     <w:p>
       <w:pPr>
         <w:pStyle w:val="Heading2"/>
@@ -1782,7 +3241,7 @@
         <w:t xml:space="preserve">The UIAO architecture integrates with CISA’s Secure Cloud Business Applications (SCuBA) project to provide automated compliance validation and continuous reporting as required by BOD 25-01.</w:t>
       </w:r>
     </w:p>
-    <w:bookmarkStart w:id="33" w:name="scubagear"/>
+    <w:bookmarkStart w:id="43" w:name="scubagear"/>
     <w:p>
       <w:pPr>
         <w:pStyle w:val="Heading3"/>
@@ -1795,7 +3254,7 @@
       <w:pPr>
         <w:numPr>
           <w:ilvl w:val="0"/>
-          <w:numId w:val="1008"/>
+          <w:numId w:val="1013"/>
         </w:numPr>
         <w:pStyle w:val="Compact"/>
       </w:pPr>
@@ -1817,7 +3276,7 @@
       <w:pPr>
         <w:numPr>
           <w:ilvl w:val="0"/>
-          <w:numId w:val="1008"/>
+          <w:numId w:val="1013"/>
         </w:numPr>
         <w:pStyle w:val="Compact"/>
       </w:pPr>
@@ -1831,7 +3290,7 @@
       <w:r>
         <w:t xml:space="preserve"> </w:t>
       </w:r>
-      <w:hyperlink r:id="rId32">
+      <w:hyperlink r:id="rId42">
         <w:r>
           <w:rPr>
             <w:rStyle w:val="Hyperlink"/>
@@ -1844,7 +3303,7 @@
       <w:pPr>
         <w:numPr>
           <w:ilvl w:val="0"/>
-          <w:numId w:val="1008"/>
+          <w:numId w:val="1013"/>
         </w:numPr>
         <w:pStyle w:val="Compact"/>
       </w:pPr>
@@ -1866,7 +3325,7 @@
       <w:pPr>
         <w:numPr>
           <w:ilvl w:val="0"/>
-          <w:numId w:val="1008"/>
+          <w:numId w:val="1013"/>
         </w:numPr>
         <w:pStyle w:val="Compact"/>
       </w:pPr>
@@ -1888,7 +3347,7 @@
       <w:pPr>
         <w:numPr>
           <w:ilvl w:val="0"/>
-          <w:numId w:val="1008"/>
+          <w:numId w:val="1013"/>
         </w:numPr>
         <w:pStyle w:val="Compact"/>
       </w:pPr>
@@ -1906,8 +3365,8 @@
         <w:t xml:space="preserve">Continuous to CISA</w:t>
       </w:r>
     </w:p>
-    <w:bookmarkEnd w:id="33"/>
-    <w:bookmarkStart w:id="35" w:name="scubagoggles"/>
+    <w:bookmarkEnd w:id="43"/>
+    <w:bookmarkStart w:id="45" w:name="scubagoggles"/>
     <w:p>
       <w:pPr>
         <w:pStyle w:val="Heading3"/>
@@ -1920,7 +3379,7 @@
       <w:pPr>
         <w:numPr>
           <w:ilvl w:val="0"/>
-          <w:numId w:val="1009"/>
+          <w:numId w:val="1014"/>
         </w:numPr>
         <w:pStyle w:val="Compact"/>
       </w:pPr>
@@ -1942,7 +3401,7 @@
       <w:pPr>
         <w:numPr>
           <w:ilvl w:val="0"/>
-          <w:numId w:val="1009"/>
+          <w:numId w:val="1014"/>
         </w:numPr>
         <w:pStyle w:val="Compact"/>
       </w:pPr>
@@ -1956,7 +3415,7 @@
       <w:r>
         <w:t xml:space="preserve"> </w:t>
       </w:r>
-      <w:hyperlink r:id="rId34">
+      <w:hyperlink r:id="rId44">
         <w:r>
           <w:rPr>
             <w:rStyle w:val="Hyperlink"/>
@@ -1969,7 +3428,7 @@
       <w:pPr>
         <w:numPr>
           <w:ilvl w:val="0"/>
-          <w:numId w:val="1009"/>
+          <w:numId w:val="1014"/>
         </w:numPr>
         <w:pStyle w:val="Compact"/>
       </w:pPr>
@@ -1991,7 +3450,7 @@
       <w:pPr>
         <w:numPr>
           <w:ilvl w:val="0"/>
-          <w:numId w:val="1009"/>
+          <w:numId w:val="1014"/>
         </w:numPr>
         <w:pStyle w:val="Compact"/>
       </w:pPr>
@@ -2016,9 +3475,9 @@
         </w:pict>
       </w:r>
     </w:p>
-    <w:bookmarkEnd w:id="35"/>
-    <w:bookmarkEnd w:id="36"/>
-    <w:bookmarkStart w:id="39" w:name="active-cisa-directives"/>
+    <w:bookmarkEnd w:id="45"/>
+    <w:bookmarkEnd w:id="46"/>
+    <w:bookmarkStart w:id="49" w:name="active-cisa-directives"/>
     <w:p>
       <w:pPr>
         <w:pStyle w:val="Heading2"/>
@@ -2217,7 +3676,7 @@
         </w:tc>
       </w:tr>
     </w:tbl>
-    <w:bookmarkStart w:id="37" w:name="X79a699847e949ee4eec5e4c2b2dd56c45bba5e3"/>
+    <w:bookmarkStart w:id="47" w:name="X79a699847e949ee4eec5e4c2b2dd56c45bba5e3"/>
     <w:p>
       <w:pPr>
         <w:pStyle w:val="Heading3"/>
@@ -2276,8 +3735,8 @@
         <w:t xml:space="preserve">Continuous</w:t>
       </w:r>
     </w:p>
-    <w:bookmarkEnd w:id="37"/>
-    <w:bookmarkStart w:id="38" w:name="X76bd466c1203c92237b91f20708f3321b91db21"/>
+    <w:bookmarkEnd w:id="47"/>
+    <w:bookmarkStart w:id="48" w:name="X76bd466c1203c92237b91f20708f3321b91db21"/>
     <w:p>
       <w:pPr>
         <w:pStyle w:val="Heading3"/>
@@ -2343,9 +3802,9 @@
         </w:pict>
       </w:r>
     </w:p>
-    <w:bookmarkEnd w:id="38"/>
-    <w:bookmarkEnd w:id="39"/>
-    <w:bookmarkStart w:id="40" w:name="maintaining-this-document"/>
+    <w:bookmarkEnd w:id="48"/>
+    <w:bookmarkEnd w:id="49"/>
+    <w:bookmarkStart w:id="50" w:name="maintaining-this-document"/>
     <w:p>
       <w:pPr>
         <w:pStyle w:val="Heading2"/>
@@ -2381,7 +3840,7 @@
       <w:pPr>
         <w:numPr>
           <w:ilvl w:val="0"/>
-          <w:numId w:val="1010"/>
+          <w:numId w:val="1015"/>
         </w:numPr>
         <w:pStyle w:val="Compact"/>
       </w:pPr>
@@ -2408,7 +3867,7 @@
       <w:pPr>
         <w:numPr>
           <w:ilvl w:val="0"/>
-          <w:numId w:val="1010"/>
+          <w:numId w:val="1015"/>
         </w:numPr>
         <w:pStyle w:val="Compact"/>
       </w:pPr>
@@ -2432,7 +3891,7 @@
       <w:pPr>
         <w:numPr>
           <w:ilvl w:val="0"/>
-          <w:numId w:val="1010"/>
+          <w:numId w:val="1015"/>
         </w:numPr>
         <w:pStyle w:val="Compact"/>
       </w:pPr>
@@ -2444,7 +3903,7 @@
       <w:pPr>
         <w:numPr>
           <w:ilvl w:val="0"/>
-          <w:numId w:val="1010"/>
+          <w:numId w:val="1015"/>
         </w:numPr>
         <w:pStyle w:val="Compact"/>
       </w:pPr>
@@ -2460,8 +3919,8 @@
         <w:t xml:space="preserve">This approach ensures that the vendor compliance registry is never stale, always version-controlled, and permanently auditable through Git history.</w:t>
       </w:r>
     </w:p>
-    <w:bookmarkEnd w:id="40"/>
-    <w:bookmarkEnd w:id="41"/>
+    <w:bookmarkEnd w:id="50"/>
+    <w:bookmarkEnd w:id="51"/>
     <w:sectPr/>
   </w:body>
 </w:document>
@@ -2787,6 +4246,21 @@
     <w:abstractNumId w:val="991"/>
   </w:num>
   <w:num w:numId="1010">
+    <w:abstractNumId w:val="991"/>
+  </w:num>
+  <w:num w:numId="1011">
+    <w:abstractNumId w:val="991"/>
+  </w:num>
+  <w:num w:numId="1012">
+    <w:abstractNumId w:val="991"/>
+  </w:num>
+  <w:num w:numId="1013">
+    <w:abstractNumId w:val="991"/>
+  </w:num>
+  <w:num w:numId="1014">
+    <w:abstractNumId w:val="991"/>
+  </w:num>
+  <w:num w:numId="1015">
     <w:abstractNumId w:val="99411"/>
     <w:lvlOverride w:ilvl="0">
       <w:startOverride w:val="1"/>

--- a/exports/vendor_stack_v1.0.docx
+++ b/exports/vendor_stack_v1.0.docx
@@ -2,6 +2,32 @@
 <file path=word/document.xml><?xml version="1.0" encoding="utf-8"?>
 <w:document xmlns:w="http://schemas.openxmlformats.org/wordprocessingml/2006/main" xmlns:m="http://schemas.openxmlformats.org/officeDocument/2006/math" xmlns:r="http://schemas.openxmlformats.org/officeDocument/2006/relationships" xmlns:o="urn:schemas-microsoft-com:office:office" xmlns:v="urn:schemas-microsoft-com:vml" xmlns:w10="urn:schemas-microsoft-com:office:word" xmlns:a="http://schemas.openxmlformats.org/drawingml/2006/main" xmlns:pic="http://schemas.openxmlformats.org/drawingml/2006/picture" xmlns:wp="http://schemas.openxmlformats.org/drawingml/2006/wordprocessingDrawing">
   <w:body>
+    <w:sdt>
+      <w:sdtPr>
+        <w:docPartObj>
+          <w:docPartGallery w:val="Table of Contents"/>
+          <w:docPartUnique/>
+        </w:docPartObj>
+      </w:sdtPr>
+      <w:sdtContent>
+        <w:p>
+          <w:pPr>
+            <w:pStyle w:val="TOCHeading"/>
+          </w:pPr>
+          <w:r>
+            <w:t xml:space="preserve">Table of Contents</w:t>
+          </w:r>
+        </w:p>
+        <w:p>
+          <w:r>
+            <w:fldChar w:fldCharType="begin" w:dirty="true"/>
+            <w:instrText xml:space="preserve">TOC \o "1-3" \h \z \u</w:instrText>
+            <w:fldChar w:fldCharType="separate"/>
+            <w:fldChar w:fldCharType="end"/>
+          </w:r>
+        </w:p>
+      </w:sdtContent>
+    </w:sdt>
     <w:bookmarkStart w:id="51" w:name="Xc2d4b1872227839a4879ca90fb3df34596e6b10"/>
     <w:p>
       <w:pPr>
@@ -4785,13 +4811,15 @@
     <w:link w:val="VerbatimChar"/>
     <w:pPr>
       <w:wordWrap w:val="off"/>
+      <w:shd w:val="clear" w:fill="f8f8f8"/>
     </w:pPr>
   </w:style>
   <w:style w:type="character" w:customStyle="1" w:styleId="KeywordTok">
     <w:name w:val="KeywordTok"/>
     <w:basedOn w:val="VerbatimChar"/>
     <w:rPr>
-      <w:color w:val="007020"/>
+      <w:color w:val="204a87"/>
+      <w:shd w:val="clear" w:fill="f8f8f8"/>
       <w:b/>
     </w:rPr>
   </w:style>
@@ -4799,85 +4827,96 @@
     <w:name w:val="DataTypeTok"/>
     <w:basedOn w:val="VerbatimChar"/>
     <w:rPr>
-      <w:color w:val="902000"/>
+      <w:color w:val="204a87"/>
+      <w:shd w:val="clear" w:fill="f8f8f8"/>
     </w:rPr>
   </w:style>
   <w:style w:type="character" w:customStyle="1" w:styleId="DecValTok">
     <w:name w:val="DecValTok"/>
     <w:basedOn w:val="VerbatimChar"/>
     <w:rPr>
-      <w:color w:val="40a070"/>
+      <w:color w:val="0000cf"/>
+      <w:shd w:val="clear" w:fill="f8f8f8"/>
     </w:rPr>
   </w:style>
   <w:style w:type="character" w:customStyle="1" w:styleId="BaseNTok">
     <w:name w:val="BaseNTok"/>
     <w:basedOn w:val="VerbatimChar"/>
     <w:rPr>
-      <w:color w:val="40a070"/>
+      <w:color w:val="0000cf"/>
+      <w:shd w:val="clear" w:fill="f8f8f8"/>
     </w:rPr>
   </w:style>
   <w:style w:type="character" w:customStyle="1" w:styleId="FloatTok">
     <w:name w:val="FloatTok"/>
     <w:basedOn w:val="VerbatimChar"/>
     <w:rPr>
-      <w:color w:val="40a070"/>
+      <w:color w:val="0000cf"/>
+      <w:shd w:val="clear" w:fill="f8f8f8"/>
     </w:rPr>
   </w:style>
   <w:style w:type="character" w:customStyle="1" w:styleId="ConstantTok">
     <w:name w:val="ConstantTok"/>
     <w:basedOn w:val="VerbatimChar"/>
     <w:rPr>
-      <w:color w:val="880000"/>
+      <w:color w:val="8f5902"/>
+      <w:shd w:val="clear" w:fill="f8f8f8"/>
     </w:rPr>
   </w:style>
   <w:style w:type="character" w:customStyle="1" w:styleId="CharTok">
     <w:name w:val="CharTok"/>
     <w:basedOn w:val="VerbatimChar"/>
     <w:rPr>
-      <w:color w:val="4070a0"/>
+      <w:color w:val="4e9a06"/>
+      <w:shd w:val="clear" w:fill="f8f8f8"/>
     </w:rPr>
   </w:style>
   <w:style w:type="character" w:customStyle="1" w:styleId="SpecialCharTok">
     <w:name w:val="SpecialCharTok"/>
     <w:basedOn w:val="VerbatimChar"/>
     <w:rPr>
-      <w:color w:val="4070a0"/>
+      <w:color w:val="ce5c00"/>
+      <w:shd w:val="clear" w:fill="f8f8f8"/>
+      <w:b/>
     </w:rPr>
   </w:style>
   <w:style w:type="character" w:customStyle="1" w:styleId="StringTok">
     <w:name w:val="StringTok"/>
     <w:basedOn w:val="VerbatimChar"/>
     <w:rPr>
-      <w:color w:val="4070a0"/>
+      <w:color w:val="4e9a06"/>
+      <w:shd w:val="clear" w:fill="f8f8f8"/>
     </w:rPr>
   </w:style>
   <w:style w:type="character" w:customStyle="1" w:styleId="VerbatimStringTok">
     <w:name w:val="VerbatimStringTok"/>
     <w:basedOn w:val="VerbatimChar"/>
     <w:rPr>
-      <w:color w:val="4070a0"/>
+      <w:color w:val="4e9a06"/>
+      <w:shd w:val="clear" w:fill="f8f8f8"/>
     </w:rPr>
   </w:style>
   <w:style w:type="character" w:customStyle="1" w:styleId="SpecialStringTok">
     <w:name w:val="SpecialStringTok"/>
     <w:basedOn w:val="VerbatimChar"/>
     <w:rPr>
-      <w:color w:val="bb6688"/>
+      <w:color w:val="4e9a06"/>
+      <w:shd w:val="clear" w:fill="f8f8f8"/>
     </w:rPr>
   </w:style>
   <w:style w:type="character" w:customStyle="1" w:styleId="ImportTok">
     <w:name w:val="ImportTok"/>
     <w:basedOn w:val="VerbatimChar"/>
     <w:rPr>
-      <w:color w:val="008000"/>
-      <w:b/>
+      <w:shd w:val="clear" w:fill="f8f8f8"/>
     </w:rPr>
   </w:style>
   <w:style w:type="character" w:customStyle="1" w:styleId="CommentTok">
     <w:name w:val="CommentTok"/>
     <w:basedOn w:val="VerbatimChar"/>
     <w:rPr>
-      <w:color w:val="60a0b0"/>
+      <w:color w:val="8f5902"/>
+      <w:shd w:val="clear" w:fill="f8f8f8"/>
       <w:i/>
     </w:rPr>
   </w:style>
@@ -4885,7 +4924,9 @@
     <w:name w:val="DocumentationTok"/>
     <w:basedOn w:val="VerbatimChar"/>
     <w:rPr>
-      <w:color w:val="ba2121"/>
+      <w:color w:val="8f5902"/>
+      <w:shd w:val="clear" w:fill="f8f8f8"/>
+      <w:b/>
       <w:i/>
     </w:rPr>
   </w:style>
@@ -4893,7 +4934,8 @@
     <w:name w:val="AnnotationTok"/>
     <w:basedOn w:val="VerbatimChar"/>
     <w:rPr>
-      <w:color w:val="60a0b0"/>
+      <w:color w:val="8f5902"/>
+      <w:shd w:val="clear" w:fill="f8f8f8"/>
       <w:b/>
       <w:i/>
     </w:rPr>
@@ -4902,7 +4944,8 @@
     <w:name w:val="CommentVarTok"/>
     <w:basedOn w:val="VerbatimChar"/>
     <w:rPr>
-      <w:color w:val="60a0b0"/>
+      <w:color w:val="8f5902"/>
+      <w:shd w:val="clear" w:fill="f8f8f8"/>
       <w:b/>
       <w:i/>
     </w:rPr>
@@ -4911,28 +4954,33 @@
     <w:name w:val="OtherTok"/>
     <w:basedOn w:val="VerbatimChar"/>
     <w:rPr>
-      <w:color w:val="007020"/>
+      <w:color w:val="8f5902"/>
+      <w:shd w:val="clear" w:fill="f8f8f8"/>
     </w:rPr>
   </w:style>
   <w:style w:type="character" w:customStyle="1" w:styleId="FunctionTok">
     <w:name w:val="FunctionTok"/>
     <w:basedOn w:val="VerbatimChar"/>
     <w:rPr>
-      <w:color w:val="06287e"/>
+      <w:color w:val="204a87"/>
+      <w:shd w:val="clear" w:fill="f8f8f8"/>
+      <w:b/>
     </w:rPr>
   </w:style>
   <w:style w:type="character" w:customStyle="1" w:styleId="VariableTok">
     <w:name w:val="VariableTok"/>
     <w:basedOn w:val="VerbatimChar"/>
     <w:rPr>
-      <w:color w:val="19177c"/>
+      <w:color w:val="000000"/>
+      <w:shd w:val="clear" w:fill="f8f8f8"/>
     </w:rPr>
   </w:style>
   <w:style w:type="character" w:customStyle="1" w:styleId="ControlFlowTok">
     <w:name w:val="ControlFlowTok"/>
     <w:basedOn w:val="VerbatimChar"/>
     <w:rPr>
-      <w:color w:val="007020"/>
+      <w:color w:val="204a87"/>
+      <w:shd w:val="clear" w:fill="f8f8f8"/>
       <w:b/>
     </w:rPr>
   </w:style>
@@ -4940,45 +4988,55 @@
     <w:name w:val="OperatorTok"/>
     <w:basedOn w:val="VerbatimChar"/>
     <w:rPr>
-      <w:color w:val="666666"/>
+      <w:color w:val="ce5c00"/>
+      <w:shd w:val="clear" w:fill="f8f8f8"/>
+      <w:b/>
     </w:rPr>
   </w:style>
   <w:style w:type="character" w:customStyle="1" w:styleId="BuiltInTok">
     <w:name w:val="BuiltInTok"/>
     <w:basedOn w:val="VerbatimChar"/>
     <w:rPr>
-      <w:color w:val="008000"/>
+      <w:shd w:val="clear" w:fill="f8f8f8"/>
     </w:rPr>
   </w:style>
   <w:style w:type="character" w:customStyle="1" w:styleId="ExtensionTok">
     <w:name w:val="ExtensionTok"/>
     <w:basedOn w:val="VerbatimChar"/>
-    <w:rPr/>
+    <w:rPr>
+      <w:shd w:val="clear" w:fill="f8f8f8"/>
+    </w:rPr>
   </w:style>
   <w:style w:type="character" w:customStyle="1" w:styleId="PreprocessorTok">
     <w:name w:val="PreprocessorTok"/>
     <w:basedOn w:val="VerbatimChar"/>
     <w:rPr>
-      <w:color w:val="bc7a00"/>
+      <w:color w:val="8f5902"/>
+      <w:shd w:val="clear" w:fill="f8f8f8"/>
+      <w:i/>
     </w:rPr>
   </w:style>
   <w:style w:type="character" w:customStyle="1" w:styleId="AttributeTok">
     <w:name w:val="AttributeTok"/>
     <w:basedOn w:val="VerbatimChar"/>
     <w:rPr>
-      <w:color w:val="7d9029"/>
+      <w:color w:val="204a87"/>
+      <w:shd w:val="clear" w:fill="f8f8f8"/>
     </w:rPr>
   </w:style>
   <w:style w:type="character" w:customStyle="1" w:styleId="RegionMarkerTok">
     <w:name w:val="RegionMarkerTok"/>
     <w:basedOn w:val="VerbatimChar"/>
-    <w:rPr/>
+    <w:rPr>
+      <w:shd w:val="clear" w:fill="f8f8f8"/>
+    </w:rPr>
   </w:style>
   <w:style w:type="character" w:customStyle="1" w:styleId="InformationTok">
     <w:name w:val="InformationTok"/>
     <w:basedOn w:val="VerbatimChar"/>
     <w:rPr>
-      <w:color w:val="60a0b0"/>
+      <w:color w:val="8f5902"/>
+      <w:shd w:val="clear" w:fill="f8f8f8"/>
       <w:b/>
       <w:i/>
     </w:rPr>
@@ -4987,7 +5045,8 @@
     <w:name w:val="WarningTok"/>
     <w:basedOn w:val="VerbatimChar"/>
     <w:rPr>
-      <w:color w:val="60a0b0"/>
+      <w:color w:val="8f5902"/>
+      <w:shd w:val="clear" w:fill="f8f8f8"/>
       <w:b/>
       <w:i/>
     </w:rPr>
@@ -4996,22 +5055,25 @@
     <w:name w:val="AlertTok"/>
     <w:basedOn w:val="VerbatimChar"/>
     <w:rPr>
-      <w:color w:val="ff0000"/>
-      <w:b/>
+      <w:color w:val="ef2929"/>
+      <w:shd w:val="clear" w:fill="f8f8f8"/>
     </w:rPr>
   </w:style>
   <w:style w:type="character" w:customStyle="1" w:styleId="ErrorTok">
     <w:name w:val="ErrorTok"/>
     <w:basedOn w:val="VerbatimChar"/>
     <w:rPr>
-      <w:color w:val="ff0000"/>
+      <w:color w:val="a40000"/>
+      <w:shd w:val="clear" w:fill="f8f8f8"/>
       <w:b/>
     </w:rPr>
   </w:style>
   <w:style w:type="character" w:customStyle="1" w:styleId="NormalTok">
     <w:name w:val="NormalTok"/>
     <w:basedOn w:val="VerbatimChar"/>
-    <w:rPr/>
+    <w:rPr>
+      <w:shd w:val="clear" w:fill="f8f8f8"/>
+    </w:rPr>
   </w:style>
 </w:styles>
 </file>
